--- a/pr-preview/pr-204/multiple-testing-handout.docx
+++ b/pr-preview/pr-204/multiple-testing-handout.docx
@@ -15,7 +15,7 @@
         <w:pStyle w:val="Date"/>
       </w:pPr>
       <w:r>
-        <w:t xml:space="preserve">Last modified: 2026-10-15 03:31:19 (PDT)</w:t>
+        <w:t xml:space="preserve">Last modified: 2026-10-15 05:27:52 (PDT)</w:t>
       </w:r>
     </w:p>
     <w:p>
@@ -28814,7 +28814,7 @@
       </w:r>
     </w:p>
     <w:bookmarkEnd w:id="101"/>
-    <w:bookmarkStart w:id="118" w:name="textbook-cross-references"/>
+    <w:bookmarkStart w:id="102" w:name="textbook-cross-references"/>
     <w:p>
       <w:pPr>
         <w:pStyle w:val="Heading2"/>
@@ -28846,8 +28846,18 @@
         <w:t xml:space="preserve">: Simultaneous estimation of contrasts</w:t>
       </w:r>
     </w:p>
-    <w:bookmarkStart w:id="117" w:name="refs"/>
-    <w:bookmarkStart w:id="103" w:name="ref-benjamini1995controlling"/>
+    <w:bookmarkEnd w:id="102"/>
+    <w:bookmarkStart w:id="119" w:name="references"/>
+    <w:p>
+      <w:pPr>
+        <w:pStyle w:val="Heading2"/>
+      </w:pPr>
+      <w:r>
+        <w:t xml:space="preserve">References</w:t>
+      </w:r>
+    </w:p>
+    <w:bookmarkStart w:id="118" w:name="refs"/>
+    <w:bookmarkStart w:id="104" w:name="ref-benjamini1995controlling"/>
     <w:p>
       <w:pPr>
         <w:pStyle w:val="Bibliography"/>
@@ -28880,7 +28890,7 @@
       <w:r>
         <w:t xml:space="preserve"> </w:t>
       </w:r>
-      <w:hyperlink r:id="rId102">
+      <w:hyperlink r:id="rId103">
         <w:r>
           <w:rPr>
             <w:rStyle w:val="Hyperlink"/>
@@ -28892,8 +28902,8 @@
         <w:t xml:space="preserve">.</w:t>
       </w:r>
     </w:p>
-    <w:bookmarkEnd w:id="103"/>
-    <w:bookmarkStart w:id="105" w:name="ref-benjamini2001control"/>
+    <w:bookmarkEnd w:id="104"/>
+    <w:bookmarkStart w:id="106" w:name="ref-benjamini2001control"/>
     <w:p>
       <w:pPr>
         <w:pStyle w:val="Bibliography"/>
@@ -28926,7 +28936,7 @@
       <w:r>
         <w:t xml:space="preserve"> </w:t>
       </w:r>
-      <w:hyperlink r:id="rId104">
+      <w:hyperlink r:id="rId105">
         <w:r>
           <w:rPr>
             <w:rStyle w:val="Hyperlink"/>
@@ -28938,8 +28948,8 @@
         <w:t xml:space="preserve">.</w:t>
       </w:r>
     </w:p>
-    <w:bookmarkEnd w:id="105"/>
-    <w:bookmarkStart w:id="107" w:name="ref-CaseBerg01"/>
+    <w:bookmarkEnd w:id="106"/>
+    <w:bookmarkStart w:id="108" w:name="ref-CaseBerg01"/>
     <w:p>
       <w:pPr>
         <w:pStyle w:val="Bibliography"/>
@@ -28963,7 +28973,7 @@
       <w:r>
         <w:t xml:space="preserve"> </w:t>
       </w:r>
-      <w:hyperlink r:id="rId106">
+      <w:hyperlink r:id="rId107">
         <w:r>
           <w:rPr>
             <w:rStyle w:val="Hyperlink"/>
@@ -28975,8 +28985,8 @@
         <w:t xml:space="preserve">.</w:t>
       </w:r>
     </w:p>
-    <w:bookmarkEnd w:id="107"/>
-    <w:bookmarkStart w:id="109" w:name="ref-efron2016computer"/>
+    <w:bookmarkEnd w:id="108"/>
+    <w:bookmarkStart w:id="110" w:name="ref-efron2016computer"/>
     <w:p>
       <w:pPr>
         <w:pStyle w:val="Bibliography"/>
@@ -29000,7 +29010,7 @@
       <w:r>
         <w:t xml:space="preserve"> </w:t>
       </w:r>
-      <w:hyperlink r:id="rId108">
+      <w:hyperlink r:id="rId109">
         <w:r>
           <w:rPr>
             <w:rStyle w:val="Hyperlink"/>
@@ -29012,8 +29022,8 @@
         <w:t xml:space="preserve">.</w:t>
       </w:r>
     </w:p>
-    <w:bookmarkEnd w:id="109"/>
-    <w:bookmarkStart w:id="110" w:name="ref-holm1979simple"/>
+    <w:bookmarkEnd w:id="110"/>
+    <w:bookmarkStart w:id="111" w:name="ref-holm1979simple"/>
     <w:p>
       <w:pPr>
         <w:pStyle w:val="Bibliography"/>
@@ -29044,8 +29054,8 @@
         <w:t xml:space="preserve">6 (2): 65–70.</w:t>
       </w:r>
     </w:p>
-    <w:bookmarkEnd w:id="110"/>
-    <w:bookmarkStart w:id="112" w:name="ref-james2021islr2e"/>
+    <w:bookmarkEnd w:id="111"/>
+    <w:bookmarkStart w:id="113" w:name="ref-james2021islr2e"/>
     <w:p>
       <w:pPr>
         <w:pStyle w:val="Bibliography"/>
@@ -29083,7 +29093,7 @@
       <w:r>
         <w:t xml:space="preserve"> </w:t>
       </w:r>
-      <w:hyperlink r:id="rId111">
+      <w:hyperlink r:id="rId112">
         <w:r>
           <w:rPr>
             <w:rStyle w:val="Hyperlink"/>
@@ -29095,8 +29105,8 @@
         <w:t xml:space="preserve">.</w:t>
       </w:r>
     </w:p>
-    <w:bookmarkEnd w:id="112"/>
-    <w:bookmarkStart w:id="114" w:name="ref-khan2001classification"/>
+    <w:bookmarkEnd w:id="113"/>
+    <w:bookmarkStart w:id="115" w:name="ref-khan2001classification"/>
     <w:p>
       <w:pPr>
         <w:pStyle w:val="Bibliography"/>
@@ -29129,7 +29139,7 @@
       <w:r>
         <w:t xml:space="preserve"> </w:t>
       </w:r>
-      <w:hyperlink r:id="rId113">
+      <w:hyperlink r:id="rId114">
         <w:r>
           <w:rPr>
             <w:rStyle w:val="Hyperlink"/>
@@ -29141,8 +29151,8 @@
         <w:t xml:space="preserve">.</w:t>
       </w:r>
     </w:p>
-    <w:bookmarkEnd w:id="114"/>
-    <w:bookmarkStart w:id="116" w:name="ref-storey2002direct"/>
+    <w:bookmarkEnd w:id="115"/>
+    <w:bookmarkStart w:id="117" w:name="ref-storey2002direct"/>
     <w:p>
       <w:pPr>
         <w:pStyle w:val="Bibliography"/>
@@ -29175,7 +29185,7 @@
       <w:r>
         <w:t xml:space="preserve"> </w:t>
       </w:r>
-      <w:hyperlink r:id="rId115">
+      <w:hyperlink r:id="rId116">
         <w:r>
           <w:rPr>
             <w:rStyle w:val="Hyperlink"/>
@@ -29187,9 +29197,9 @@
         <w:t xml:space="preserve">.</w:t>
       </w:r>
     </w:p>
-    <w:bookmarkEnd w:id="116"/>
     <w:bookmarkEnd w:id="117"/>
     <w:bookmarkEnd w:id="118"/>
+    <w:bookmarkEnd w:id="119"/>
     <w:sectPr>
       <w:footnotePr>
         <w:numRestart w:val="eachSect"/>

--- a/pr-preview/pr-204/multiple-testing-handout.docx
+++ b/pr-preview/pr-204/multiple-testing-handout.docx
@@ -15,7 +15,7 @@
         <w:pStyle w:val="Date"/>
       </w:pPr>
       <w:r>
-        <w:t xml:space="preserve">Last modified: 2026-10-15 05:27:52 (PDT)</w:t>
+        <w:t xml:space="preserve">Last modified: 2026-10-15 08:46:14 (PDT)</w:t>
       </w:r>
     </w:p>
     <w:p>
@@ -21699,6 +21699,42 @@
       </w:r>
     </w:p>
     <w:bookmarkEnd w:id="77"/>
+    <w:p>
+      <w:pPr>
+        <w:pStyle w:val="Compact"/>
+        <w:numPr>
+          <w:ilvl w:val="0"/>
+          <w:numId w:val="1004"/>
+        </w:numPr>
+      </w:pPr>
+      <w:r>
+        <w:t xml:space="preserve">Casella and Berger (2002, sec. 11.2.5, pp. 534–535)</w:t>
+      </w:r>
+      <w:r>
+        <w:t xml:space="preserve"> </w:t>
+      </w:r>
+      <w:r>
+        <w:t xml:space="preserve">covers simultaneous estimation of contrasts.</w:t>
+      </w:r>
+    </w:p>
+    <w:p>
+      <w:pPr>
+        <w:pStyle w:val="Compact"/>
+        <w:numPr>
+          <w:ilvl w:val="0"/>
+          <w:numId w:val="1004"/>
+        </w:numPr>
+      </w:pPr>
+      <w:r>
+        <w:t xml:space="preserve">Rice (2007, sec. 12.2.2, pp. 485–487)</w:t>
+      </w:r>
+      <w:r>
+        <w:t xml:space="preserve"> </w:t>
+      </w:r>
+      <w:r>
+        <w:t xml:space="preserve">covers multiple comparisons.</w:t>
+      </w:r>
+    </w:p>
     <w:bookmarkEnd w:id="78"/>
     <w:bookmarkEnd w:id="79"/>
     <w:bookmarkStart w:id="91" w:name="sec-fdr-control"/>
@@ -28706,7 +28742,7 @@
         <w:pStyle w:val="Compact"/>
         <w:numPr>
           <w:ilvl w:val="0"/>
-          <w:numId w:val="1004"/>
+          <w:numId w:val="1005"/>
         </w:numPr>
       </w:pPr>
       <w:r>
@@ -28723,112 +28759,6 @@
       </w:r>
       <w:r>
         <w:t xml:space="preserve">covers the same procedures, with labs.</w:t>
-      </w:r>
-    </w:p>
-    <w:p>
-      <w:pPr>
-        <w:pStyle w:val="Compact"/>
-        <w:numPr>
-          <w:ilvl w:val="0"/>
-          <w:numId w:val="1004"/>
-        </w:numPr>
-      </w:pPr>
-      <w:r>
-        <w:t xml:space="preserve">Chapter 15 of</w:t>
-      </w:r>
-      <w:r>
-        <w:t xml:space="preserve"> </w:t>
-      </w:r>
-      <w:r>
-        <w:t xml:space="preserve">Efron and Hastie (2016)</w:t>
-      </w:r>
-      <w:r>
-        <w:t xml:space="preserve"> </w:t>
-      </w:r>
-      <w:r>
-        <w:t xml:space="preserve">treats large-scale testing and the false discovery rate.</w:t>
-      </w:r>
-    </w:p>
-    <w:p>
-      <w:pPr>
-        <w:pStyle w:val="Compact"/>
-        <w:numPr>
-          <w:ilvl w:val="0"/>
-          <w:numId w:val="1004"/>
-        </w:numPr>
-      </w:pPr>
-      <w:r>
-        <w:t xml:space="preserve">Andrew Lin’s</w:t>
-      </w:r>
-      <w:r>
-        <w:t xml:space="preserve"> </w:t>
-      </w:r>
-      <w:hyperlink r:id="rId100">
-        <w:r>
-          <w:rPr>
-            <w:rStyle w:val="Hyperlink"/>
-          </w:rPr>
-          <w:t xml:space="preserve">notes on Stanford STATS 300C</w:t>
-        </w:r>
-      </w:hyperlink>
-      <w:r>
-        <w:t xml:space="preserve"> </w:t>
-      </w:r>
-      <w:r>
-        <w:t xml:space="preserve">(Emmanuel Candès, Spring 2025) are student-written and cover global testing, the false discovery rate, e-values and conformal inference.</w:t>
-      </w:r>
-    </w:p>
-    <w:p>
-      <w:pPr>
-        <w:pStyle w:val="Compact"/>
-        <w:numPr>
-          <w:ilvl w:val="0"/>
-          <w:numId w:val="1004"/>
-        </w:numPr>
-      </w:pPr>
-      <w:r>
-        <w:t xml:space="preserve">The</w:t>
-      </w:r>
-      <w:r>
-        <w:t xml:space="preserve"> </w:t>
-      </w:r>
-      <w:hyperlink r:id="rId11">
-        <w:r>
-          <w:rPr>
-            <w:rStyle w:val="Hyperlink"/>
-          </w:rPr>
-          <w:t xml:space="preserve">permutation tests</w:t>
-        </w:r>
-      </w:hyperlink>
-      <w:r>
-        <w:t xml:space="preserve"> </w:t>
-      </w:r>
-      <w:r>
-        <w:t xml:space="preserve">page computes valid p-values by relabeling the data,</w:t>
-      </w:r>
-      <w:r>
-        <w:t xml:space="preserve"> </w:t>
-      </w:r>
-      <w:r>
-        <w:t xml:space="preserve">without a distributional model for the test statistic.</w:t>
-      </w:r>
-    </w:p>
-    <w:bookmarkEnd w:id="101"/>
-    <w:bookmarkStart w:id="102" w:name="textbook-cross-references"/>
-    <w:p>
-      <w:pPr>
-        <w:pStyle w:val="Heading2"/>
-      </w:pPr>
-      <w:r>
-        <w:t xml:space="preserve">Textbook cross-references</w:t>
-      </w:r>
-    </w:p>
-    <w:p>
-      <w:pPr>
-        <w:pStyle w:val="FirstParagraph"/>
-      </w:pPr>
-      <w:r>
-        <w:t xml:space="preserve">Textbook sections on the topics of this page:</w:t>
       </w:r>
     </w:p>
     <w:p>
@@ -28840,13 +28770,86 @@
         </w:numPr>
       </w:pPr>
       <w:r>
-        <w:t xml:space="preserve">Casella and Berger (2002, sec. 11.2.5, pp. 534–535)</w:t>
-      </w:r>
-      <w:r>
-        <w:t xml:space="preserve">: Simultaneous estimation of contrasts</w:t>
+        <w:t xml:space="preserve">Chapter 15 of</w:t>
+      </w:r>
+      <w:r>
+        <w:t xml:space="preserve"> </w:t>
+      </w:r>
+      <w:r>
+        <w:t xml:space="preserve">Efron and Hastie (2016)</w:t>
+      </w:r>
+      <w:r>
+        <w:t xml:space="preserve"> </w:t>
+      </w:r>
+      <w:r>
+        <w:t xml:space="preserve">treats large-scale testing and the false discovery rate.</w:t>
       </w:r>
     </w:p>
-    <w:bookmarkEnd w:id="102"/>
+    <w:p>
+      <w:pPr>
+        <w:pStyle w:val="Compact"/>
+        <w:numPr>
+          <w:ilvl w:val="0"/>
+          <w:numId w:val="1005"/>
+        </w:numPr>
+      </w:pPr>
+      <w:r>
+        <w:t xml:space="preserve">Andrew Lin’s</w:t>
+      </w:r>
+      <w:r>
+        <w:t xml:space="preserve"> </w:t>
+      </w:r>
+      <w:hyperlink r:id="rId100">
+        <w:r>
+          <w:rPr>
+            <w:rStyle w:val="Hyperlink"/>
+          </w:rPr>
+          <w:t xml:space="preserve">notes on Stanford STATS 300C</w:t>
+        </w:r>
+      </w:hyperlink>
+      <w:r>
+        <w:t xml:space="preserve"> </w:t>
+      </w:r>
+      <w:r>
+        <w:t xml:space="preserve">(Emmanuel Candès, Spring 2025) are student-written and cover global testing, the false discovery rate, e-values and conformal inference.</w:t>
+      </w:r>
+    </w:p>
+    <w:p>
+      <w:pPr>
+        <w:pStyle w:val="Compact"/>
+        <w:numPr>
+          <w:ilvl w:val="0"/>
+          <w:numId w:val="1005"/>
+        </w:numPr>
+      </w:pPr>
+      <w:r>
+        <w:t xml:space="preserve">The</w:t>
+      </w:r>
+      <w:r>
+        <w:t xml:space="preserve"> </w:t>
+      </w:r>
+      <w:hyperlink r:id="rId11">
+        <w:r>
+          <w:rPr>
+            <w:rStyle w:val="Hyperlink"/>
+          </w:rPr>
+          <w:t xml:space="preserve">permutation tests</w:t>
+        </w:r>
+      </w:hyperlink>
+      <w:r>
+        <w:t xml:space="preserve"> </w:t>
+      </w:r>
+      <w:r>
+        <w:t xml:space="preserve">page computes valid p-values by relabeling the data,</w:t>
+      </w:r>
+      <w:r>
+        <w:t xml:space="preserve"> </w:t>
+      </w:r>
+      <w:r>
+        <w:t xml:space="preserve">without a distributional model for the test statistic.</w:t>
+      </w:r>
+    </w:p>
+    <w:bookmarkEnd w:id="101"/>
     <w:bookmarkStart w:id="119" w:name="references"/>
     <w:p>
       <w:pPr>
@@ -28857,7 +28860,7 @@
       </w:r>
     </w:p>
     <w:bookmarkStart w:id="118" w:name="refs"/>
-    <w:bookmarkStart w:id="104" w:name="ref-benjamini1995controlling"/>
+    <w:bookmarkStart w:id="103" w:name="ref-benjamini1995controlling"/>
     <w:p>
       <w:pPr>
         <w:pStyle w:val="Bibliography"/>
@@ -28890,7 +28893,7 @@
       <w:r>
         <w:t xml:space="preserve"> </w:t>
       </w:r>
-      <w:hyperlink r:id="rId103">
+      <w:hyperlink r:id="rId102">
         <w:r>
           <w:rPr>
             <w:rStyle w:val="Hyperlink"/>
@@ -28902,8 +28905,8 @@
         <w:t xml:space="preserve">.</w:t>
       </w:r>
     </w:p>
-    <w:bookmarkEnd w:id="104"/>
-    <w:bookmarkStart w:id="106" w:name="ref-benjamini2001control"/>
+    <w:bookmarkEnd w:id="103"/>
+    <w:bookmarkStart w:id="105" w:name="ref-benjamini2001control"/>
     <w:p>
       <w:pPr>
         <w:pStyle w:val="Bibliography"/>
@@ -28936,7 +28939,7 @@
       <w:r>
         <w:t xml:space="preserve"> </w:t>
       </w:r>
-      <w:hyperlink r:id="rId105">
+      <w:hyperlink r:id="rId104">
         <w:r>
           <w:rPr>
             <w:rStyle w:val="Hyperlink"/>
@@ -28948,8 +28951,8 @@
         <w:t xml:space="preserve">.</w:t>
       </w:r>
     </w:p>
-    <w:bookmarkEnd w:id="106"/>
-    <w:bookmarkStart w:id="108" w:name="ref-CaseBerg01"/>
+    <w:bookmarkEnd w:id="105"/>
+    <w:bookmarkStart w:id="107" w:name="ref-CaseBerg01"/>
     <w:p>
       <w:pPr>
         <w:pStyle w:val="Bibliography"/>
@@ -28973,7 +28976,7 @@
       <w:r>
         <w:t xml:space="preserve"> </w:t>
       </w:r>
-      <w:hyperlink r:id="rId107">
+      <w:hyperlink r:id="rId106">
         <w:r>
           <w:rPr>
             <w:rStyle w:val="Hyperlink"/>
@@ -28985,8 +28988,8 @@
         <w:t xml:space="preserve">.</w:t>
       </w:r>
     </w:p>
-    <w:bookmarkEnd w:id="108"/>
-    <w:bookmarkStart w:id="110" w:name="ref-efron2016computer"/>
+    <w:bookmarkEnd w:id="107"/>
+    <w:bookmarkStart w:id="109" w:name="ref-efron2016computer"/>
     <w:p>
       <w:pPr>
         <w:pStyle w:val="Bibliography"/>
@@ -29010,7 +29013,7 @@
       <w:r>
         <w:t xml:space="preserve"> </w:t>
       </w:r>
-      <w:hyperlink r:id="rId109">
+      <w:hyperlink r:id="rId108">
         <w:r>
           <w:rPr>
             <w:rStyle w:val="Hyperlink"/>
@@ -29022,8 +29025,8 @@
         <w:t xml:space="preserve">.</w:t>
       </w:r>
     </w:p>
-    <w:bookmarkEnd w:id="110"/>
-    <w:bookmarkStart w:id="111" w:name="ref-holm1979simple"/>
+    <w:bookmarkEnd w:id="109"/>
+    <w:bookmarkStart w:id="110" w:name="ref-holm1979simple"/>
     <w:p>
       <w:pPr>
         <w:pStyle w:val="Bibliography"/>
@@ -29054,8 +29057,8 @@
         <w:t xml:space="preserve">6 (2): 65–70.</w:t>
       </w:r>
     </w:p>
-    <w:bookmarkEnd w:id="111"/>
-    <w:bookmarkStart w:id="113" w:name="ref-james2021islr2e"/>
+    <w:bookmarkEnd w:id="110"/>
+    <w:bookmarkStart w:id="112" w:name="ref-james2021islr2e"/>
     <w:p>
       <w:pPr>
         <w:pStyle w:val="Bibliography"/>
@@ -29093,7 +29096,7 @@
       <w:r>
         <w:t xml:space="preserve"> </w:t>
       </w:r>
-      <w:hyperlink r:id="rId112">
+      <w:hyperlink r:id="rId111">
         <w:r>
           <w:rPr>
             <w:rStyle w:val="Hyperlink"/>
@@ -29105,8 +29108,8 @@
         <w:t xml:space="preserve">.</w:t>
       </w:r>
     </w:p>
-    <w:bookmarkEnd w:id="113"/>
-    <w:bookmarkStart w:id="115" w:name="ref-khan2001classification"/>
+    <w:bookmarkEnd w:id="112"/>
+    <w:bookmarkStart w:id="114" w:name="ref-khan2001classification"/>
     <w:p>
       <w:pPr>
         <w:pStyle w:val="Bibliography"/>
@@ -29139,7 +29142,7 @@
       <w:r>
         <w:t xml:space="preserve"> </w:t>
       </w:r>
-      <w:hyperlink r:id="rId114">
+      <w:hyperlink r:id="rId113">
         <w:r>
           <w:rPr>
             <w:rStyle w:val="Hyperlink"/>
@@ -29149,6 +29152,29 @@
       </w:hyperlink>
       <w:r>
         <w:t xml:space="preserve">.</w:t>
+      </w:r>
+    </w:p>
+    <w:bookmarkEnd w:id="114"/>
+    <w:bookmarkStart w:id="115" w:name="ref-rice2007mathematical"/>
+    <w:p>
+      <w:pPr>
+        <w:pStyle w:val="Bibliography"/>
+      </w:pPr>
+      <w:r>
+        <w:t xml:space="preserve">Rice, John A. 2007.</w:t>
+      </w:r>
+      <w:r>
+        <w:t xml:space="preserve"> </w:t>
+      </w:r>
+      <w:r>
+        <w:rPr>
+          <w:i/>
+          <w:iCs/>
+        </w:rPr>
+        <w:t xml:space="preserve">Mathematical Statistics and Data Analysis</w:t>
+      </w:r>
+      <w:r>
+        <w:t xml:space="preserve">. 3rd ed. Cengage Learning.</w:t>
       </w:r>
     </w:p>
     <w:bookmarkEnd w:id="115"/>

--- a/pr-preview/pr-204/multiple-testing-handout.docx
+++ b/pr-preview/pr-204/multiple-testing-handout.docx
@@ -15,7 +15,7 @@
         <w:pStyle w:val="Date"/>
       </w:pPr>
       <w:r>
-        <w:t xml:space="preserve">Last modified: 2026-10-15 08:46:14 (PDT)</w:t>
+        <w:t xml:space="preserve">Last modified: 2026-10-15 12:50:24 (PDT)</w:t>
       </w:r>
     </w:p>
     <w:p>

--- a/pr-preview/pr-204/multiple-testing-handout.docx
+++ b/pr-preview/pr-204/multiple-testing-handout.docx
@@ -15,7 +15,7 @@
         <w:pStyle w:val="Date"/>
       </w:pPr>
       <w:r>
-        <w:t xml:space="preserve">Last modified: 2026-10-15 12:50:24 (PDT)</w:t>
+        <w:t xml:space="preserve">Last modified: 2026-10-15 13:07:45 (PDT)</w:t>
       </w:r>
     </w:p>
     <w:p>
@@ -4279,7 +4279,7 @@
     <w:bookmarkEnd w:id="26"/>
     <w:bookmarkEnd w:id="27"/>
     <w:bookmarkEnd w:id="28"/>
-    <w:bookmarkStart w:id="53" w:name="sec-error-rates"/>
+    <w:bookmarkStart w:id="51" w:name="sec-error-rates"/>
     <w:p>
       <w:pPr>
         <w:pStyle w:val="Heading2"/>
@@ -7404,7 +7404,7 @@
     </w:p>
     <w:bookmarkEnd w:id="36"/>
     <w:bookmarkEnd w:id="37"/>
-    <w:bookmarkStart w:id="46" w:name="sec-fdr"/>
+    <w:bookmarkStart w:id="44" w:name="sec-fdr"/>
     <w:p>
       <w:pPr>
         <w:pStyle w:val="Heading3"/>
@@ -7586,7 +7586,7 @@
       </m:oMathPara>
     </w:p>
     <w:bookmarkEnd w:id="38"/>
-    <w:bookmarkStart w:id="42" w:name="def-fdr"/>
+    <w:bookmarkStart w:id="39" w:name="def-fdr"/>
     <w:p>
       <w:pPr>
         <w:pStyle w:val="FirstParagraph"/>
@@ -7708,209 +7708,113 @@
         </m:oMath>
       </m:oMathPara>
     </w:p>
-    <w:tbl>
-      <w:tblPr>
-        <w:tblStyle w:val="Table"/>
-        <w:tblLook w:firstRow="0" w:lastRow="0" w:firstColumn="0" w:lastColumn="0" w:noHBand="0" w:noVBand="0" w:val="0000"/>
-        <w:tblBorders>
-          <w:top w:val="single" w:sz="4" w:space="0" w:color="0758E5"/>
-          <w:left w:val="single" w:sz="24" w:space="0" w:color="0758E5"/>
-          <w:bottom w:val="single" w:sz="4" w:space="0" w:color="0758E5"/>
-          <w:right w:val="single" w:sz="4" w:space="0" w:color="0758E5"/>
-        </w:tblBorders>
-        <w:tblCellMar>
-          <w:left w:w="144" w:type="dxa"/>
-          <w:right w:w="144" w:type="dxa"/>
-        </w:tblCellMar>
-        <w:tblLook w:firstRow="0" w:lastRow="0" w:firstColumn="0" w:lastColumn="0" w:noHBand="0" w:noVBand="0" w:val="0000"/>
-      </w:tblPr>
-      <w:tr>
-        <w:trPr>
-          <w:cantSplit/>
-        </w:trPr>
-        <w:tc>
-          <w:tcPr>
-            <w:shd w:color="auto" w:fill="dae6fb" w:val="clear"/>
-            <w:tcMar>
-              <w:top w:w="92" w:type="dxa"/>
-              <w:bottom w:w="92" w:type="dxa"/>
-            </w:tcMar>
-          </w:tcPr>
-          <w:p>
-            <w:pPr>
-              <w:pStyle w:val="FirstParagraph"/>
-            </w:pPr>
-            <w:pPr>
-              <w:spacing w:before="0" w:after="0"/>
-              <w:textAlignment w:val="center"/>
-            </w:pPr>
-            <w:r>
-              <w:drawing>
-                <wp:inline>
-                  <wp:extent cx="152400" cy="152400"/>
-                  <wp:effectExtent b="0" l="0" r="0" t="0"/>
-                  <wp:docPr descr="" title="" id="40" name="Picture"/>
-                  <a:graphic>
-                    <a:graphicData uri="http://schemas.openxmlformats.org/drawingml/2006/picture">
-                      <pic:pic>
-                        <pic:nvPicPr>
-                          <pic:cNvPr descr="/opt/quarto/share/formats/docx/note.png" id="41" name="Picture"/>
-                          <pic:cNvPicPr>
-                            <a:picLocks noChangeArrowheads="1" noChangeAspect="1"/>
-                          </pic:cNvPicPr>
-                        </pic:nvPicPr>
-                        <pic:blipFill>
-                          <a:blip r:embed="rId39"/>
-                          <a:stretch>
-                            <a:fillRect/>
-                          </a:stretch>
-                        </pic:blipFill>
-                        <pic:spPr bwMode="auto">
-                          <a:xfrm>
-                            <a:off x="0" y="0"/>
-                            <a:ext cx="152400" cy="152400"/>
-                          </a:xfrm>
-                          <a:prstGeom prst="rect">
-                            <a:avLst/>
-                          </a:prstGeom>
-                          <a:noFill/>
-                          <a:ln w="9525">
-                            <a:noFill/>
-                            <a:headEnd/>
-                            <a:tailEnd/>
-                          </a:ln>
-                        </pic:spPr>
-                      </pic:pic>
-                    </a:graphicData>
-                  </a:graphic>
-                </wp:inline>
-              </w:drawing>
-            </w:r>
-            <w:r>
-              <w:t xml:space="preserve"> </w:t>
-            </w:r>
-            <w:r>
-              <w:t xml:space="preserve"> </w:t>
-            </w:r>
-            <w:r>
-              <w:t xml:space="preserve">Source</w:t>
-            </w:r>
-          </w:p>
-        </w:tc>
-      </w:tr>
-      <w:tr>
-        <w:trPr>
-          <w:cantSplit/>
-        </w:trPr>
-        <w:tc>
-          <w:tcPr>
-            <w:tcMar>
-              <w:top w:w="108" w:type="dxa"/>
-              <w:bottom w:w="108" w:type="dxa"/>
-            </w:tcMar>
-          </w:tcPr>
-          <w:p>
-            <w:pPr>
-              <w:pStyle w:val="BodyText"/>
-            </w:pPr>
-            <w:pPr>
-              <w:spacing w:before="16" w:after="16"/>
-            </w:pPr>
-            <w:r>
-              <w:t xml:space="preserve">The false discovery rate was introduced by Benjamini and Hochberg</w:t>
-            </w:r>
-            <w:r>
-              <w:t xml:space="preserve"> </w:t>
-            </w:r>
-            <w:r>
-              <w:t xml:space="preserve">(1995)</w:t>
-            </w:r>
-            <w:r>
-              <w:t xml:space="preserve">;</w:t>
-            </w:r>
-            <w:r>
-              <w:t xml:space="preserve"> </w:t>
-            </w:r>
-            <w:r>
-              <w:t xml:space="preserve">the notation</w:t>
-            </w:r>
-            <w:r>
-              <w:t xml:space="preserve"> </w:t>
-            </w:r>
-            <m:oMath>
-              <m:r>
-                <m:t>V</m:t>
-              </m:r>
-            </m:oMath>
-            <w:r>
-              <w:t xml:space="preserve">,</w:t>
-            </w:r>
-            <w:r>
-              <w:t xml:space="preserve"> </w:t>
-            </w:r>
-            <m:oMath>
-              <m:r>
-                <m:t>S</m:t>
-              </m:r>
-            </m:oMath>
-            <w:r>
-              <w:t xml:space="preserve">,</w:t>
-            </w:r>
-            <w:r>
-              <w:t xml:space="preserve"> </w:t>
-            </w:r>
-            <m:oMath>
-              <m:r>
-                <m:t>U</m:t>
-              </m:r>
-            </m:oMath>
-            <w:r>
-              <w:t xml:space="preserve">,</w:t>
-            </w:r>
-            <w:r>
-              <w:t xml:space="preserve"> </w:t>
-            </w:r>
-            <m:oMath>
-              <m:r>
-                <m:t>T</m:t>
-              </m:r>
-            </m:oMath>
-            <w:r>
-              <w:t xml:space="preserve"> </w:t>
-            </w:r>
-            <w:r>
-              <w:t xml:space="preserve">and</w:t>
-            </w:r>
-            <w:r>
-              <w:t xml:space="preserve"> </w:t>
-            </w:r>
-            <m:oMath>
-              <m:r>
-                <m:t>R</m:t>
-              </m:r>
-            </m:oMath>
-            <w:r>
-              <w:t xml:space="preserve"> </w:t>
-            </w:r>
-            <w:r>
-              <w:t xml:space="preserve">follows</w:t>
-            </w:r>
-            <w:r>
-              <w:t xml:space="preserve"> </w:t>
-            </w:r>
-            <w:r>
-              <w:t xml:space="preserve">James et al. (2021, ch. 13)</w:t>
-            </w:r>
-            <w:r>
-              <w:t xml:space="preserve">.</w:t>
-            </w:r>
-          </w:p>
-          <w:p/>
-        </w:tc>
-      </w:tr>
-    </w:tbl>
-    <w:bookmarkEnd w:id="42"/>
-    <w:bookmarkStart w:id="43" w:name="def-fdr-control"/>
+    <w:bookmarkEnd w:id="39"/>
+    <w:bookmarkStart w:id="40" w:name="rem-source-fdr"/>
+    <w:p>
+      <w:pPr>
+        <w:pStyle w:val="FirstParagraph"/>
+      </w:pPr>
+      <w:r>
+        <w:rPr>
+          <w:i/>
+          <w:iCs/>
+        </w:rPr>
+        <w:t xml:space="preserve">Remark 2</w:t>
+      </w:r>
+      <w:r>
+        <w:t xml:space="preserve"> (Source: False discovery rate). </w:t>
+      </w:r>
+      <w:r>
+        <w:t xml:space="preserve">The false discovery rate was introduced by Benjamini and Hochberg</w:t>
+      </w:r>
+      <w:r>
+        <w:t xml:space="preserve"> </w:t>
+      </w:r>
+      <w:r>
+        <w:t xml:space="preserve">(1995)</w:t>
+      </w:r>
+      <w:r>
+        <w:t xml:space="preserve">;</w:t>
+      </w:r>
+      <w:r>
+        <w:t xml:space="preserve"> </w:t>
+      </w:r>
+      <w:r>
+        <w:t xml:space="preserve">the notation</w:t>
+      </w:r>
+      <w:r>
+        <w:t xml:space="preserve"> </w:t>
+      </w:r>
+      <m:oMath>
+        <m:r>
+          <m:t>V</m:t>
+        </m:r>
+      </m:oMath>
+      <w:r>
+        <w:t xml:space="preserve">,</w:t>
+      </w:r>
+      <w:r>
+        <w:t xml:space="preserve"> </w:t>
+      </w:r>
+      <m:oMath>
+        <m:r>
+          <m:t>S</m:t>
+        </m:r>
+      </m:oMath>
+      <w:r>
+        <w:t xml:space="preserve">,</w:t>
+      </w:r>
+      <w:r>
+        <w:t xml:space="preserve"> </w:t>
+      </w:r>
+      <m:oMath>
+        <m:r>
+          <m:t>U</m:t>
+        </m:r>
+      </m:oMath>
+      <w:r>
+        <w:t xml:space="preserve">,</w:t>
+      </w:r>
+      <w:r>
+        <w:t xml:space="preserve"> </w:t>
+      </w:r>
+      <m:oMath>
+        <m:r>
+          <m:t>T</m:t>
+        </m:r>
+      </m:oMath>
+      <w:r>
+        <w:t xml:space="preserve"> </w:t>
+      </w:r>
+      <w:r>
+        <w:t xml:space="preserve">and</w:t>
+      </w:r>
+      <w:r>
+        <w:t xml:space="preserve"> </w:t>
+      </w:r>
+      <m:oMath>
+        <m:r>
+          <m:t>R</m:t>
+        </m:r>
+      </m:oMath>
+      <w:r>
+        <w:t xml:space="preserve"> </w:t>
+      </w:r>
+      <w:r>
+        <w:t xml:space="preserve">follows</w:t>
+      </w:r>
+      <w:r>
+        <w:t xml:space="preserve"> </w:t>
+      </w:r>
+      <w:r>
+        <w:t xml:space="preserve">James et al. (2021, ch. 13)</w:t>
+      </w:r>
+      <w:r>
+        <w:t xml:space="preserve">.</w:t>
+      </w:r>
+    </w:p>
+    <w:bookmarkEnd w:id="40"/>
+    <w:bookmarkStart w:id="41" w:name="def-fdr-control"/>
     <w:p>
       <w:pPr>
         <w:pStyle w:val="BodyText"/>
@@ -7984,8 +7888,8 @@
         <w:t xml:space="preserve">for every possible set of true null hypotheses.</w:t>
       </w:r>
     </w:p>
-    <w:bookmarkEnd w:id="43"/>
-    <w:bookmarkStart w:id="44" w:name="exm-fdr"/>
+    <w:bookmarkEnd w:id="41"/>
+    <w:bookmarkStart w:id="42" w:name="exm-fdr"/>
     <w:p>
       <w:pPr>
         <w:pStyle w:val="BodyText"/>
@@ -8542,8 +8446,8 @@
         <w:t xml:space="preserve">which is large next to the average of 85 true positives.</w:t>
       </w:r>
     </w:p>
-    <w:bookmarkEnd w:id="44"/>
-    <w:bookmarkStart w:id="45" w:name="rem-fdr-fwer"/>
+    <w:bookmarkEnd w:id="42"/>
+    <w:bookmarkStart w:id="43" w:name="rem-fdr-fwer"/>
     <w:p>
       <w:pPr>
         <w:pStyle w:val="BodyText"/>
@@ -8553,7 +8457,7 @@
           <w:i/>
           <w:iCs/>
         </w:rPr>
-        <w:t xml:space="preserve">Remark 2</w:t>
+        <w:t xml:space="preserve">Remark 3</w:t>
       </w:r>
       <w:r>
         <w:t xml:space="preserve"> (The FDR is never larger than the FWER). </w:t>
@@ -8887,9 +8791,9 @@
         <w:t xml:space="preserve">where a few false positives are an acceptable price for more discoveries.</w:t>
       </w:r>
     </w:p>
-    <w:bookmarkEnd w:id="45"/>
-    <w:bookmarkEnd w:id="46"/>
-    <w:bookmarkStart w:id="52" w:name="sec-valid-p-values"/>
+    <w:bookmarkEnd w:id="43"/>
+    <w:bookmarkEnd w:id="44"/>
+    <w:bookmarkStart w:id="50" w:name="sec-valid-p-values"/>
     <w:p>
       <w:pPr>
         <w:pStyle w:val="Heading3"/>
@@ -8898,7 +8802,7 @@
         <w:t xml:space="preserve">3.4 Valid p-values</w:t>
       </w:r>
     </w:p>
-    <w:bookmarkStart w:id="47" w:name="def-valid-p-value"/>
+    <w:bookmarkStart w:id="45" w:name="def-valid-p-value"/>
     <w:p>
       <w:pPr>
         <w:pStyle w:val="FirstParagraph"/>
@@ -9128,8 +9032,8 @@
         </m:oMath>
       </m:oMathPara>
     </w:p>
-    <w:bookmarkEnd w:id="47"/>
-    <w:bookmarkStart w:id="48" w:name="rem-valid-p-value-uniform"/>
+    <w:bookmarkEnd w:id="45"/>
+    <w:bookmarkStart w:id="46" w:name="rem-valid-p-value-uniform"/>
     <w:p>
       <w:pPr>
         <w:pStyle w:val="FirstParagraph"/>
@@ -9139,7 +9043,7 @@
           <w:i/>
           <w:iCs/>
         </w:rPr>
-        <w:t xml:space="preserve">Remark 3</w:t>
+        <w:t xml:space="preserve">Remark 4</w:t>
       </w:r>
       <w:r>
         <w:t xml:space="preserve"> (Uniform p-values). </w:t>
@@ -9217,8 +9121,8 @@
         <w:t xml:space="preserve">.</w:t>
       </w:r>
     </w:p>
-    <w:bookmarkEnd w:id="48"/>
-    <w:bookmarkStart w:id="49" w:name="exm-valid-p-value"/>
+    <w:bookmarkEnd w:id="46"/>
+    <w:bookmarkStart w:id="47" w:name="exm-valid-p-value"/>
     <w:p>
       <w:pPr>
         <w:pStyle w:val="BodyText"/>
@@ -9840,8 +9744,8 @@
         <w:t xml:space="preserve">.</w:t>
       </w:r>
     </w:p>
-    <w:bookmarkEnd w:id="49"/>
-    <w:bookmarkStart w:id="51" w:name="rem-valid-p-value-discrete"/>
+    <w:bookmarkEnd w:id="47"/>
+    <w:bookmarkStart w:id="49" w:name="rem-valid-p-value-discrete"/>
     <w:p>
       <w:pPr>
         <w:pStyle w:val="BodyText"/>
@@ -9851,7 +9755,7 @@
           <w:i/>
           <w:iCs/>
         </w:rPr>
-        <w:t xml:space="preserve">Remark 4</w:t>
+        <w:t xml:space="preserve">Remark 5</w:t>
       </w:r>
       <w:r>
         <w:t xml:space="preserve"> (Discrete statistics give conservative p-values). </w:t>
@@ -9862,7 +9766,7 @@
       <w:r>
         <w:t xml:space="preserve"> </w:t>
       </w:r>
-      <w:hyperlink r:id="rId50">
+      <w:hyperlink r:id="rId48">
         <w:r>
           <w:rPr>
             <w:rStyle w:val="Hyperlink"/>
@@ -9971,10 +9875,10 @@
         <w:t xml:space="preserve">it rejects a true null hypothesis less often than its nominal level.</w:t>
       </w:r>
     </w:p>
+    <w:bookmarkEnd w:id="49"/>
+    <w:bookmarkEnd w:id="50"/>
     <w:bookmarkEnd w:id="51"/>
-    <w:bookmarkEnd w:id="52"/>
-    <w:bookmarkEnd w:id="53"/>
-    <w:bookmarkStart w:id="79" w:name="sec-fwer-control"/>
+    <w:bookmarkStart w:id="75" w:name="sec-fwer-control"/>
     <w:p>
       <w:pPr>
         <w:pStyle w:val="Heading2"/>
@@ -9983,7 +9887,7 @@
         <w:t xml:space="preserve">4 Controlling the family-wise error rate</w:t>
       </w:r>
     </w:p>
-    <w:bookmarkStart w:id="68" w:name="sec-bonferroni"/>
+    <w:bookmarkStart w:id="65" w:name="sec-bonferroni"/>
     <w:p>
       <w:pPr>
         <w:pStyle w:val="Heading3"/>
@@ -9992,7 +9896,7 @@
         <w:t xml:space="preserve">4.1 The Bonferroni correction</w:t>
       </w:r>
     </w:p>
-    <w:bookmarkStart w:id="56" w:name="def-bonferroni"/>
+    <w:bookmarkStart w:id="52" w:name="def-bonferroni"/>
     <w:p>
       <w:pPr>
         <w:pStyle w:val="FirstParagraph"/>
@@ -10283,127 +10187,31 @@
         </m:oMath>
       </m:oMathPara>
     </w:p>
-    <w:tbl>
-      <w:tblPr>
-        <w:tblStyle w:val="Table"/>
-        <w:tblLook w:firstRow="0" w:lastRow="0" w:firstColumn="0" w:lastColumn="0" w:noHBand="0" w:noVBand="0" w:val="0000"/>
-        <w:tblBorders>
-          <w:top w:val="single" w:sz="4" w:space="0" w:color="0758E5"/>
-          <w:left w:val="single" w:sz="24" w:space="0" w:color="0758E5"/>
-          <w:bottom w:val="single" w:sz="4" w:space="0" w:color="0758E5"/>
-          <w:right w:val="single" w:sz="4" w:space="0" w:color="0758E5"/>
-        </w:tblBorders>
-        <w:tblCellMar>
-          <w:left w:w="144" w:type="dxa"/>
-          <w:right w:w="144" w:type="dxa"/>
-        </w:tblCellMar>
-        <w:tblLook w:firstRow="0" w:lastRow="0" w:firstColumn="0" w:lastColumn="0" w:noHBand="0" w:noVBand="0" w:val="0000"/>
-      </w:tblPr>
-      <w:tr>
-        <w:trPr>
-          <w:cantSplit/>
-        </w:trPr>
-        <w:tc>
-          <w:tcPr>
-            <w:shd w:color="auto" w:fill="dae6fb" w:val="clear"/>
-            <w:tcMar>
-              <w:top w:w="92" w:type="dxa"/>
-              <w:bottom w:w="92" w:type="dxa"/>
-            </w:tcMar>
-          </w:tcPr>
-          <w:p>
-            <w:pPr>
-              <w:pStyle w:val="FirstParagraph"/>
-            </w:pPr>
-            <w:pPr>
-              <w:spacing w:before="0" w:after="0"/>
-              <w:textAlignment w:val="center"/>
-            </w:pPr>
-            <w:r>
-              <w:drawing>
-                <wp:inline>
-                  <wp:extent cx="152400" cy="152400"/>
-                  <wp:effectExtent b="0" l="0" r="0" t="0"/>
-                  <wp:docPr descr="" title="" id="54" name="Picture"/>
-                  <a:graphic>
-                    <a:graphicData uri="http://schemas.openxmlformats.org/drawingml/2006/picture">
-                      <pic:pic>
-                        <pic:nvPicPr>
-                          <pic:cNvPr descr="/opt/quarto/share/formats/docx/note.png" id="55" name="Picture"/>
-                          <pic:cNvPicPr>
-                            <a:picLocks noChangeArrowheads="1" noChangeAspect="1"/>
-                          </pic:cNvPicPr>
-                        </pic:nvPicPr>
-                        <pic:blipFill>
-                          <a:blip r:embed="rId39"/>
-                          <a:stretch>
-                            <a:fillRect/>
-                          </a:stretch>
-                        </pic:blipFill>
-                        <pic:spPr bwMode="auto">
-                          <a:xfrm>
-                            <a:off x="0" y="0"/>
-                            <a:ext cx="152400" cy="152400"/>
-                          </a:xfrm>
-                          <a:prstGeom prst="rect">
-                            <a:avLst/>
-                          </a:prstGeom>
-                          <a:noFill/>
-                          <a:ln w="9525">
-                            <a:noFill/>
-                            <a:headEnd/>
-                            <a:tailEnd/>
-                          </a:ln>
-                        </pic:spPr>
-                      </pic:pic>
-                    </a:graphicData>
-                  </a:graphic>
-                </wp:inline>
-              </w:drawing>
-            </w:r>
-            <w:r>
-              <w:t xml:space="preserve"> </w:t>
-            </w:r>
-            <w:r>
-              <w:t xml:space="preserve"> </w:t>
-            </w:r>
-            <w:r>
-              <w:t xml:space="preserve">Source</w:t>
-            </w:r>
-          </w:p>
-        </w:tc>
-      </w:tr>
-      <w:tr>
-        <w:trPr>
-          <w:cantSplit/>
-        </w:trPr>
-        <w:tc>
-          <w:tcPr>
-            <w:tcMar>
-              <w:top w:w="108" w:type="dxa"/>
-              <w:bottom w:w="108" w:type="dxa"/>
-            </w:tcMar>
-          </w:tcPr>
-          <w:p>
-            <w:pPr>
-              <w:pStyle w:val="BodyText"/>
-            </w:pPr>
-            <w:pPr>
-              <w:spacing w:before="16" w:after="16"/>
-            </w:pPr>
-            <w:r>
-              <w:t xml:space="preserve">James et al. (2021, ch. 13)</w:t>
-            </w:r>
-            <w:r>
-              <w:t xml:space="preserve">.</w:t>
-            </w:r>
-          </w:p>
-          <w:p/>
-        </w:tc>
-      </w:tr>
-    </w:tbl>
-    <w:bookmarkEnd w:id="56"/>
-    <w:bookmarkStart w:id="57" w:name="exm-bonferroni"/>
+    <w:bookmarkEnd w:id="52"/>
+    <w:bookmarkStart w:id="53" w:name="rem-source-bonferroni"/>
+    <w:p>
+      <w:pPr>
+        <w:pStyle w:val="FirstParagraph"/>
+      </w:pPr>
+      <w:r>
+        <w:rPr>
+          <w:i/>
+          <w:iCs/>
+        </w:rPr>
+        <w:t xml:space="preserve">Remark 6</w:t>
+      </w:r>
+      <w:r>
+        <w:t xml:space="preserve"> (Source: Bonferroni correction). </w:t>
+      </w:r>
+      <w:r>
+        <w:t xml:space="preserve">James et al. (2021, ch. 13)</w:t>
+      </w:r>
+      <w:r>
+        <w:t xml:space="preserve">.</w:t>
+      </w:r>
+    </w:p>
+    <w:bookmarkEnd w:id="53"/>
+    <w:bookmarkStart w:id="54" w:name="exm-bonferroni"/>
     <w:p>
       <w:pPr>
         <w:pStyle w:val="BodyText"/>
@@ -11785,8 +11593,8 @@
         </w:tc>
       </w:tr>
     </w:tbl>
-    <w:bookmarkEnd w:id="57"/>
-    <w:bookmarkStart w:id="58" w:name="exr-union-bound"/>
+    <w:bookmarkEnd w:id="54"/>
+    <w:bookmarkStart w:id="55" w:name="exr-union-bound"/>
     <w:p>
       <w:pPr>
         <w:pStyle w:val="BodyText"/>
@@ -12066,8 +11874,8 @@
         </m:oMath>
       </m:oMathPara>
     </w:p>
-    <w:bookmarkEnd w:id="58"/>
-    <w:bookmarkStart w:id="59" w:name="sol-union-bound"/>
+    <w:bookmarkEnd w:id="55"/>
+    <w:bookmarkStart w:id="56" w:name="sol-union-bound"/>
     <w:p>
       <w:pPr>
         <w:pStyle w:val="FirstParagraph"/>
@@ -12361,8 +12169,8 @@
         <w:t xml:space="preserve">The inequality holds.</w:t>
       </w:r>
     </w:p>
-    <w:bookmarkEnd w:id="59"/>
-    <w:bookmarkStart w:id="60" w:name="lem-indicator-union"/>
+    <w:bookmarkEnd w:id="56"/>
+    <w:bookmarkStart w:id="57" w:name="lem-indicator-union"/>
     <w:p>
       <w:pPr>
         <w:pStyle w:val="FirstParagraph"/>
@@ -12642,7 +12450,7 @@
         </m:oMath>
       </m:oMathPara>
     </w:p>
-    <w:bookmarkEnd w:id="60"/>
+    <w:bookmarkEnd w:id="57"/>
     <w:p>
       <w:pPr>
         <w:pStyle w:val="FirstParagraph"/>
@@ -12689,7 +12497,7 @@
         <w:t xml:space="preserve">.</w:t>
       </w:r>
     </w:p>
-    <w:bookmarkStart w:id="61" w:name="thm-union-bound"/>
+    <w:bookmarkStart w:id="58" w:name="thm-union-bound"/>
     <w:p>
       <w:pPr>
         <w:pStyle w:val="BodyText"/>
@@ -12924,7 +12732,7 @@
         </m:oMath>
       </m:oMathPara>
     </w:p>
-    <w:bookmarkEnd w:id="61"/>
+    <w:bookmarkEnd w:id="58"/>
     <w:p>
       <w:pPr>
         <w:pStyle w:val="FirstParagraph"/>
@@ -13488,7 +13296,7 @@
         </m:oMath>
       </m:oMathPara>
     </w:p>
-    <w:bookmarkStart w:id="62" w:name="exm-union-bound"/>
+    <w:bookmarkStart w:id="59" w:name="exm-union-bound"/>
     <w:p>
       <w:pPr>
         <w:pStyle w:val="FirstParagraph"/>
@@ -13787,8 +13595,8 @@
         <w:t xml:space="preserve">the bound exceeds 1 and says nothing.</w:t>
       </w:r>
     </w:p>
-    <w:bookmarkEnd w:id="62"/>
-    <w:bookmarkStart w:id="63" w:name="exr-bonferroni-fwer"/>
+    <w:bookmarkEnd w:id="59"/>
+    <w:bookmarkStart w:id="60" w:name="exr-bonferroni-fwer"/>
     <w:p>
       <w:pPr>
         <w:pStyle w:val="BodyText"/>
@@ -14017,8 +13825,8 @@
         <w:t xml:space="preserve">.</w:t>
       </w:r>
     </w:p>
-    <w:bookmarkEnd w:id="63"/>
-    <w:bookmarkStart w:id="64" w:name="sol-bonferroni-fwer"/>
+    <w:bookmarkEnd w:id="60"/>
+    <w:bookmarkStart w:id="61" w:name="sol-bonferroni-fwer"/>
     <w:p>
       <w:pPr>
         <w:pStyle w:val="BodyText"/>
@@ -14718,8 +14526,8 @@
         </m:oMath>
       </m:oMathPara>
     </w:p>
-    <w:bookmarkEnd w:id="64"/>
-    <w:bookmarkStart w:id="65" w:name="lem-bonferroni-false-positive-prob"/>
+    <w:bookmarkEnd w:id="61"/>
+    <w:bookmarkStart w:id="62" w:name="lem-bonferroni-false-positive-prob"/>
     <w:p>
       <w:pPr>
         <w:pStyle w:val="FirstParagraph"/>
@@ -14993,7 +14801,7 @@
         </m:oMath>
       </m:oMathPara>
     </w:p>
-    <w:bookmarkEnd w:id="65"/>
+    <w:bookmarkEnd w:id="62"/>
     <w:p>
       <w:pPr>
         <w:pStyle w:val="FirstParagraph"/>
@@ -15057,7 +14865,7 @@
         <w:t xml:space="preserve">).</w:t>
       </w:r>
     </w:p>
-    <w:bookmarkStart w:id="66" w:name="thm-bonferroni-fwer"/>
+    <w:bookmarkStart w:id="63" w:name="thm-bonferroni-fwer"/>
     <w:p>
       <w:pPr>
         <w:pStyle w:val="BodyText"/>
@@ -15199,7 +15007,7 @@
         <w:t xml:space="preserve">whatever the dependence between the p-values.</w:t>
       </w:r>
     </w:p>
-    <w:bookmarkEnd w:id="66"/>
+    <w:bookmarkEnd w:id="63"/>
     <w:p>
       <w:pPr>
         <w:pStyle w:val="BodyText"/>
@@ -15482,7 +15290,7 @@
         <w:t xml:space="preserve">so it needs no assumption about how the p-values depend on each other.</w:t>
       </w:r>
     </w:p>
-    <w:bookmarkStart w:id="67" w:name="exm-bonferroni-fwer"/>
+    <w:bookmarkStart w:id="64" w:name="exm-bonferroni-fwer"/>
     <w:p>
       <w:pPr>
         <w:pStyle w:val="BodyText"/>
@@ -15798,9 +15606,9 @@
         <w:t xml:space="preserve">against 85% for unadjusted testing.</w:t>
       </w:r>
     </w:p>
-    <w:bookmarkEnd w:id="67"/>
-    <w:bookmarkEnd w:id="68"/>
-    <w:bookmarkStart w:id="78" w:name="sec-holm"/>
+    <w:bookmarkEnd w:id="64"/>
+    <w:bookmarkEnd w:id="65"/>
+    <w:bookmarkStart w:id="74" w:name="sec-holm"/>
     <w:p>
       <w:pPr>
         <w:pStyle w:val="Heading3"/>
@@ -15809,7 +15617,7 @@
         <w:t xml:space="preserve">4.2 Holm’s step-down procedure</w:t>
       </w:r>
     </w:p>
-    <w:bookmarkStart w:id="71" w:name="def-holm"/>
+    <w:bookmarkStart w:id="66" w:name="def-holm"/>
     <w:p>
       <w:pPr>
         <w:pStyle w:val="FirstParagraph"/>
@@ -16443,133 +16251,37 @@
         <w:t xml:space="preserve">and no others.</w:t>
       </w:r>
     </w:p>
-    <w:tbl>
-      <w:tblPr>
-        <w:tblStyle w:val="Table"/>
-        <w:tblLook w:firstRow="0" w:lastRow="0" w:firstColumn="0" w:lastColumn="0" w:noHBand="0" w:noVBand="0" w:val="0000"/>
-        <w:tblBorders>
-          <w:top w:val="single" w:sz="4" w:space="0" w:color="0758E5"/>
-          <w:left w:val="single" w:sz="24" w:space="0" w:color="0758E5"/>
-          <w:bottom w:val="single" w:sz="4" w:space="0" w:color="0758E5"/>
-          <w:right w:val="single" w:sz="4" w:space="0" w:color="0758E5"/>
-        </w:tblBorders>
-        <w:tblCellMar>
-          <w:left w:w="144" w:type="dxa"/>
-          <w:right w:w="144" w:type="dxa"/>
-        </w:tblCellMar>
-        <w:tblLook w:firstRow="0" w:lastRow="0" w:firstColumn="0" w:lastColumn="0" w:noHBand="0" w:noVBand="0" w:val="0000"/>
-      </w:tblPr>
-      <w:tr>
-        <w:trPr>
-          <w:cantSplit/>
-        </w:trPr>
-        <w:tc>
-          <w:tcPr>
-            <w:shd w:color="auto" w:fill="dae6fb" w:val="clear"/>
-            <w:tcMar>
-              <w:top w:w="92" w:type="dxa"/>
-              <w:bottom w:w="92" w:type="dxa"/>
-            </w:tcMar>
-          </w:tcPr>
-          <w:p>
-            <w:pPr>
-              <w:pStyle w:val="BodyText"/>
-            </w:pPr>
-            <w:pPr>
-              <w:spacing w:before="0" w:after="0"/>
-              <w:textAlignment w:val="center"/>
-            </w:pPr>
-            <w:r>
-              <w:drawing>
-                <wp:inline>
-                  <wp:extent cx="152400" cy="152400"/>
-                  <wp:effectExtent b="0" l="0" r="0" t="0"/>
-                  <wp:docPr descr="" title="" id="69" name="Picture"/>
-                  <a:graphic>
-                    <a:graphicData uri="http://schemas.openxmlformats.org/drawingml/2006/picture">
-                      <pic:pic>
-                        <pic:nvPicPr>
-                          <pic:cNvPr descr="/opt/quarto/share/formats/docx/note.png" id="70" name="Picture"/>
-                          <pic:cNvPicPr>
-                            <a:picLocks noChangeArrowheads="1" noChangeAspect="1"/>
-                          </pic:cNvPicPr>
-                        </pic:nvPicPr>
-                        <pic:blipFill>
-                          <a:blip r:embed="rId39"/>
-                          <a:stretch>
-                            <a:fillRect/>
-                          </a:stretch>
-                        </pic:blipFill>
-                        <pic:spPr bwMode="auto">
-                          <a:xfrm>
-                            <a:off x="0" y="0"/>
-                            <a:ext cx="152400" cy="152400"/>
-                          </a:xfrm>
-                          <a:prstGeom prst="rect">
-                            <a:avLst/>
-                          </a:prstGeom>
-                          <a:noFill/>
-                          <a:ln w="9525">
-                            <a:noFill/>
-                            <a:headEnd/>
-                            <a:tailEnd/>
-                          </a:ln>
-                        </pic:spPr>
-                      </pic:pic>
-                    </a:graphicData>
-                  </a:graphic>
-                </wp:inline>
-              </w:drawing>
-            </w:r>
-            <w:r>
-              <w:t xml:space="preserve"> </w:t>
-            </w:r>
-            <w:r>
-              <w:t xml:space="preserve"> </w:t>
-            </w:r>
-            <w:r>
-              <w:t xml:space="preserve">Source</w:t>
-            </w:r>
-          </w:p>
-        </w:tc>
-      </w:tr>
-      <w:tr>
-        <w:trPr>
-          <w:cantSplit/>
-        </w:trPr>
-        <w:tc>
-          <w:tcPr>
-            <w:tcMar>
-              <w:top w:w="108" w:type="dxa"/>
-              <w:bottom w:w="108" w:type="dxa"/>
-            </w:tcMar>
-          </w:tcPr>
-          <w:p>
-            <w:pPr>
-              <w:pStyle w:val="BodyText"/>
-            </w:pPr>
-            <w:pPr>
-              <w:spacing w:before="16" w:after="16"/>
-            </w:pPr>
-            <w:r>
-              <w:t xml:space="preserve">Holm</w:t>
-            </w:r>
-            <w:r>
-              <w:t xml:space="preserve"> </w:t>
-            </w:r>
-            <w:r>
-              <w:t xml:space="preserve">(1979)</w:t>
-            </w:r>
-            <w:r>
-              <w:t xml:space="preserve">.</w:t>
-            </w:r>
-          </w:p>
-          <w:p/>
-        </w:tc>
-      </w:tr>
-    </w:tbl>
-    <w:bookmarkEnd w:id="71"/>
-    <w:bookmarkStart w:id="72" w:name="exm-holm"/>
+    <w:bookmarkEnd w:id="66"/>
+    <w:bookmarkStart w:id="67" w:name="rem-source-holm"/>
+    <w:p>
+      <w:pPr>
+        <w:pStyle w:val="BodyText"/>
+      </w:pPr>
+      <w:r>
+        <w:rPr>
+          <w:i/>
+          <w:iCs/>
+        </w:rPr>
+        <w:t xml:space="preserve">Remark 7</w:t>
+      </w:r>
+      <w:r>
+        <w:t xml:space="preserve"> (Source: Holm’s step-down procedure). </w:t>
+      </w:r>
+      <w:r>
+        <w:t xml:space="preserve">Holm</w:t>
+      </w:r>
+      <w:r>
+        <w:t xml:space="preserve"> </w:t>
+      </w:r>
+      <w:r>
+        <w:t xml:space="preserve">(1979)</w:t>
+      </w:r>
+      <w:r>
+        <w:t xml:space="preserve">.</w:t>
+      </w:r>
+    </w:p>
+    <w:bookmarkEnd w:id="67"/>
+    <w:bookmarkStart w:id="68" w:name="exm-holm"/>
     <w:p>
       <w:pPr>
         <w:pStyle w:val="BodyText"/>
@@ -18670,8 +18382,8 @@
         <w:t xml:space="preserve">they reject 62 and 62.</w:t>
       </w:r>
     </w:p>
-    <w:bookmarkEnd w:id="72"/>
-    <w:bookmarkStart w:id="73" w:name="exr-holm-threshold"/>
+    <w:bookmarkEnd w:id="68"/>
+    <w:bookmarkStart w:id="69" w:name="exr-holm-threshold"/>
     <w:p>
       <w:pPr>
         <w:pStyle w:val="BodyText"/>
@@ -18932,8 +18644,8 @@
         </m:oMath>
       </m:oMathPara>
     </w:p>
-    <w:bookmarkEnd w:id="73"/>
-    <w:bookmarkStart w:id="74" w:name="sol-holm-threshold"/>
+    <w:bookmarkEnd w:id="69"/>
+    <w:bookmarkStart w:id="70" w:name="sol-holm-threshold"/>
     <w:p>
       <w:pPr>
         <w:pStyle w:val="FirstParagraph"/>
@@ -19925,8 +19637,8 @@
         <w:t xml:space="preserve">, the claim follows.</w:t>
       </w:r>
     </w:p>
-    <w:bookmarkEnd w:id="74"/>
-    <w:bookmarkStart w:id="75" w:name="lem-holm-threshold"/>
+    <w:bookmarkEnd w:id="70"/>
+    <w:bookmarkStart w:id="71" w:name="lem-holm-threshold"/>
     <w:p>
       <w:pPr>
         <w:pStyle w:val="BodyText"/>
@@ -20187,7 +19899,7 @@
         </m:oMath>
       </m:oMathPara>
     </w:p>
-    <w:bookmarkEnd w:id="75"/>
+    <w:bookmarkEnd w:id="71"/>
     <w:p>
       <w:pPr>
         <w:pStyle w:val="FirstParagraph"/>
@@ -20234,7 +19946,7 @@
         <w:t xml:space="preserve">.</w:t>
       </w:r>
     </w:p>
-    <w:bookmarkStart w:id="76" w:name="thm-holm-fwer"/>
+    <w:bookmarkStart w:id="72" w:name="thm-holm-fwer"/>
     <w:p>
       <w:pPr>
         <w:pStyle w:val="BodyText"/>
@@ -20337,7 +20049,7 @@
         <w:t xml:space="preserve">whatever the dependence between the p-values.</w:t>
       </w:r>
     </w:p>
-    <w:bookmarkEnd w:id="76"/>
+    <w:bookmarkEnd w:id="72"/>
     <w:p>
       <w:pPr>
         <w:pStyle w:val="BodyText"/>
@@ -21455,7 +21167,7 @@
         <w:t xml:space="preserve">As for the Bonferroni correction, no assumption about dependence is needed.</w:t>
       </w:r>
     </w:p>
-    <w:bookmarkStart w:id="77" w:name="exm-holm-fwer"/>
+    <w:bookmarkStart w:id="73" w:name="exm-holm-fwer"/>
     <w:p>
       <w:pPr>
         <w:pStyle w:val="BodyText"/>
@@ -21698,7 +21410,7 @@
         <w:t xml:space="preserve">Holm’s procedure can only reject more, but here the extra rejections are rare.</w:t>
       </w:r>
     </w:p>
-    <w:bookmarkEnd w:id="77"/>
+    <w:bookmarkEnd w:id="73"/>
     <w:p>
       <w:pPr>
         <w:pStyle w:val="Compact"/>
@@ -21735,9 +21447,9 @@
         <w:t xml:space="preserve">covers multiple comparisons.</w:t>
       </w:r>
     </w:p>
-    <w:bookmarkEnd w:id="78"/>
-    <w:bookmarkEnd w:id="79"/>
-    <w:bookmarkStart w:id="91" w:name="sec-fdr-control"/>
+    <w:bookmarkEnd w:id="74"/>
+    <w:bookmarkEnd w:id="75"/>
+    <w:bookmarkStart w:id="85" w:name="sec-fdr-control"/>
     <w:p>
       <w:pPr>
         <w:pStyle w:val="Heading2"/>
@@ -21746,7 +21458,7 @@
         <w:t xml:space="preserve">5 Controlling the false discovery rate</w:t>
       </w:r>
     </w:p>
-    <w:bookmarkStart w:id="90" w:name="sec-bh"/>
+    <w:bookmarkStart w:id="84" w:name="sec-bh"/>
     <w:p>
       <w:pPr>
         <w:pStyle w:val="Heading3"/>
@@ -21755,7 +21467,7 @@
         <w:t xml:space="preserve">5.1 The Benjamini–Hochberg procedure</w:t>
       </w:r>
     </w:p>
-    <w:bookmarkStart w:id="82" w:name="def-bh"/>
+    <w:bookmarkStart w:id="76" w:name="def-bh"/>
     <w:p>
       <w:pPr>
         <w:pStyle w:val="FirstParagraph"/>
@@ -22223,133 +21935,8 @@
         <w:t xml:space="preserve">and no others.</w:t>
       </w:r>
     </w:p>
-    <w:tbl>
-      <w:tblPr>
-        <w:tblStyle w:val="Table"/>
-        <w:tblLook w:firstRow="0" w:lastRow="0" w:firstColumn="0" w:lastColumn="0" w:noHBand="0" w:noVBand="0" w:val="0000"/>
-        <w:tblBorders>
-          <w:top w:val="single" w:sz="4" w:space="0" w:color="0758E5"/>
-          <w:left w:val="single" w:sz="24" w:space="0" w:color="0758E5"/>
-          <w:bottom w:val="single" w:sz="4" w:space="0" w:color="0758E5"/>
-          <w:right w:val="single" w:sz="4" w:space="0" w:color="0758E5"/>
-        </w:tblBorders>
-        <w:tblCellMar>
-          <w:left w:w="144" w:type="dxa"/>
-          <w:right w:w="144" w:type="dxa"/>
-        </w:tblCellMar>
-        <w:tblLook w:firstRow="0" w:lastRow="0" w:firstColumn="0" w:lastColumn="0" w:noHBand="0" w:noVBand="0" w:val="0000"/>
-      </w:tblPr>
-      <w:tr>
-        <w:trPr>
-          <w:cantSplit/>
-        </w:trPr>
-        <w:tc>
-          <w:tcPr>
-            <w:shd w:color="auto" w:fill="dae6fb" w:val="clear"/>
-            <w:tcMar>
-              <w:top w:w="92" w:type="dxa"/>
-              <w:bottom w:w="92" w:type="dxa"/>
-            </w:tcMar>
-          </w:tcPr>
-          <w:p>
-            <w:pPr>
-              <w:pStyle w:val="BodyText"/>
-            </w:pPr>
-            <w:pPr>
-              <w:spacing w:before="0" w:after="0"/>
-              <w:textAlignment w:val="center"/>
-            </w:pPr>
-            <w:r>
-              <w:drawing>
-                <wp:inline>
-                  <wp:extent cx="152400" cy="152400"/>
-                  <wp:effectExtent b="0" l="0" r="0" t="0"/>
-                  <wp:docPr descr="" title="" id="80" name="Picture"/>
-                  <a:graphic>
-                    <a:graphicData uri="http://schemas.openxmlformats.org/drawingml/2006/picture">
-                      <pic:pic>
-                        <pic:nvPicPr>
-                          <pic:cNvPr descr="/opt/quarto/share/formats/docx/note.png" id="81" name="Picture"/>
-                          <pic:cNvPicPr>
-                            <a:picLocks noChangeArrowheads="1" noChangeAspect="1"/>
-                          </pic:cNvPicPr>
-                        </pic:nvPicPr>
-                        <pic:blipFill>
-                          <a:blip r:embed="rId39"/>
-                          <a:stretch>
-                            <a:fillRect/>
-                          </a:stretch>
-                        </pic:blipFill>
-                        <pic:spPr bwMode="auto">
-                          <a:xfrm>
-                            <a:off x="0" y="0"/>
-                            <a:ext cx="152400" cy="152400"/>
-                          </a:xfrm>
-                          <a:prstGeom prst="rect">
-                            <a:avLst/>
-                          </a:prstGeom>
-                          <a:noFill/>
-                          <a:ln w="9525">
-                            <a:noFill/>
-                            <a:headEnd/>
-                            <a:tailEnd/>
-                          </a:ln>
-                        </pic:spPr>
-                      </pic:pic>
-                    </a:graphicData>
-                  </a:graphic>
-                </wp:inline>
-              </w:drawing>
-            </w:r>
-            <w:r>
-              <w:t xml:space="preserve"> </w:t>
-            </w:r>
-            <w:r>
-              <w:t xml:space="preserve"> </w:t>
-            </w:r>
-            <w:r>
-              <w:t xml:space="preserve">Source</w:t>
-            </w:r>
-          </w:p>
-        </w:tc>
-      </w:tr>
-      <w:tr>
-        <w:trPr>
-          <w:cantSplit/>
-        </w:trPr>
-        <w:tc>
-          <w:tcPr>
-            <w:tcMar>
-              <w:top w:w="108" w:type="dxa"/>
-              <w:bottom w:w="108" w:type="dxa"/>
-            </w:tcMar>
-          </w:tcPr>
-          <w:p>
-            <w:pPr>
-              <w:pStyle w:val="BodyText"/>
-            </w:pPr>
-            <w:pPr>
-              <w:spacing w:before="16" w:after="16"/>
-            </w:pPr>
-            <w:r>
-              <w:t xml:space="preserve">Benjamini and Hochberg</w:t>
-            </w:r>
-            <w:r>
-              <w:t xml:space="preserve"> </w:t>
-            </w:r>
-            <w:r>
-              <w:t xml:space="preserve">(1995)</w:t>
-            </w:r>
-            <w:r>
-              <w:t xml:space="preserve">.</w:t>
-            </w:r>
-          </w:p>
-          <w:p/>
-        </w:tc>
-      </w:tr>
-    </w:tbl>
-    <w:bookmarkEnd w:id="82"/>
-    <w:bookmarkStart w:id="83" w:name="rem-bh-step-up"/>
+    <w:bookmarkEnd w:id="76"/>
+    <w:bookmarkStart w:id="77" w:name="rem-source-bh"/>
     <w:p>
       <w:pPr>
         <w:pStyle w:val="BodyText"/>
@@ -22359,7 +21946,36 @@
           <w:i/>
           <w:iCs/>
         </w:rPr>
-        <w:t xml:space="preserve">Remark 5</w:t>
+        <w:t xml:space="preserve">Remark 8</w:t>
+      </w:r>
+      <w:r>
+        <w:t xml:space="preserve"> (Source: Benjamini–Hochberg procedure). </w:t>
+      </w:r>
+      <w:r>
+        <w:t xml:space="preserve">Benjamini and Hochberg</w:t>
+      </w:r>
+      <w:r>
+        <w:t xml:space="preserve"> </w:t>
+      </w:r>
+      <w:r>
+        <w:t xml:space="preserve">(1995)</w:t>
+      </w:r>
+      <w:r>
+        <w:t xml:space="preserve">.</w:t>
+      </w:r>
+    </w:p>
+    <w:bookmarkEnd w:id="77"/>
+    <w:bookmarkStart w:id="78" w:name="rem-bh-step-up"/>
+    <w:p>
+      <w:pPr>
+        <w:pStyle w:val="BodyText"/>
+      </w:pPr>
+      <w:r>
+        <w:rPr>
+          <w:i/>
+          <w:iCs/>
+        </w:rPr>
+        <w:t xml:space="preserve">Remark 9</w:t>
       </w:r>
       <w:r>
         <w:t xml:space="preserve"> (BH is a step-up procedure). </w:t>
@@ -22525,8 +22141,8 @@
         <w:t xml:space="preserve">.</w:t>
       </w:r>
     </w:p>
-    <w:bookmarkEnd w:id="83"/>
-    <w:bookmarkStart w:id="84" w:name="exm-bh"/>
+    <w:bookmarkEnd w:id="78"/>
+    <w:bookmarkStart w:id="79" w:name="exm-bh"/>
     <w:p>
       <w:pPr>
         <w:pStyle w:val="BodyText"/>
@@ -24523,8 +24139,8 @@
         <w:t xml:space="preserve">not about this particular list of 250 genes.</w:t>
       </w:r>
     </w:p>
-    <w:bookmarkEnd w:id="84"/>
-    <w:bookmarkStart w:id="87" w:name="thm-bh-fdr"/>
+    <w:bookmarkEnd w:id="79"/>
+    <w:bookmarkStart w:id="80" w:name="thm-bh-fdr"/>
     <w:p>
       <w:pPr>
         <w:pStyle w:val="BodyText"/>
@@ -24693,145 +24309,49 @@
         </m:oMath>
       </m:oMathPara>
     </w:p>
-    <w:tbl>
-      <w:tblPr>
-        <w:tblStyle w:val="Table"/>
-        <w:tblLook w:firstRow="0" w:lastRow="0" w:firstColumn="0" w:lastColumn="0" w:noHBand="0" w:noVBand="0" w:val="0000"/>
-        <w:tblBorders>
-          <w:top w:val="single" w:sz="4" w:space="0" w:color="0758E5"/>
-          <w:left w:val="single" w:sz="24" w:space="0" w:color="0758E5"/>
-          <w:bottom w:val="single" w:sz="4" w:space="0" w:color="0758E5"/>
-          <w:right w:val="single" w:sz="4" w:space="0" w:color="0758E5"/>
-        </w:tblBorders>
-        <w:tblCellMar>
-          <w:left w:w="144" w:type="dxa"/>
-          <w:right w:w="144" w:type="dxa"/>
-        </w:tblCellMar>
-        <w:tblLook w:firstRow="0" w:lastRow="0" w:firstColumn="0" w:lastColumn="0" w:noHBand="0" w:noVBand="0" w:val="0000"/>
-      </w:tblPr>
-      <w:tr>
-        <w:trPr>
-          <w:cantSplit/>
-        </w:trPr>
-        <w:tc>
-          <w:tcPr>
-            <w:shd w:color="auto" w:fill="dae6fb" w:val="clear"/>
-            <w:tcMar>
-              <w:top w:w="92" w:type="dxa"/>
-              <w:bottom w:w="92" w:type="dxa"/>
-            </w:tcMar>
-          </w:tcPr>
-          <w:p>
-            <w:pPr>
-              <w:pStyle w:val="FirstParagraph"/>
-            </w:pPr>
-            <w:pPr>
-              <w:spacing w:before="0" w:after="0"/>
-              <w:textAlignment w:val="center"/>
-            </w:pPr>
-            <w:r>
-              <w:drawing>
-                <wp:inline>
-                  <wp:extent cx="152400" cy="152400"/>
-                  <wp:effectExtent b="0" l="0" r="0" t="0"/>
-                  <wp:docPr descr="" title="" id="85" name="Picture"/>
-                  <a:graphic>
-                    <a:graphicData uri="http://schemas.openxmlformats.org/drawingml/2006/picture">
-                      <pic:pic>
-                        <pic:nvPicPr>
-                          <pic:cNvPr descr="/opt/quarto/share/formats/docx/note.png" id="86" name="Picture"/>
-                          <pic:cNvPicPr>
-                            <a:picLocks noChangeArrowheads="1" noChangeAspect="1"/>
-                          </pic:cNvPicPr>
-                        </pic:nvPicPr>
-                        <pic:blipFill>
-                          <a:blip r:embed="rId39"/>
-                          <a:stretch>
-                            <a:fillRect/>
-                          </a:stretch>
-                        </pic:blipFill>
-                        <pic:spPr bwMode="auto">
-                          <a:xfrm>
-                            <a:off x="0" y="0"/>
-                            <a:ext cx="152400" cy="152400"/>
-                          </a:xfrm>
-                          <a:prstGeom prst="rect">
-                            <a:avLst/>
-                          </a:prstGeom>
-                          <a:noFill/>
-                          <a:ln w="9525">
-                            <a:noFill/>
-                            <a:headEnd/>
-                            <a:tailEnd/>
-                          </a:ln>
-                        </pic:spPr>
-                      </pic:pic>
-                    </a:graphicData>
-                  </a:graphic>
-                </wp:inline>
-              </w:drawing>
-            </w:r>
-            <w:r>
-              <w:t xml:space="preserve"> </w:t>
-            </w:r>
-            <w:r>
-              <w:t xml:space="preserve"> </w:t>
-            </w:r>
-            <w:r>
-              <w:t xml:space="preserve">Source</w:t>
-            </w:r>
-          </w:p>
-        </w:tc>
-      </w:tr>
-      <w:tr>
-        <w:trPr>
-          <w:cantSplit/>
-        </w:trPr>
-        <w:tc>
-          <w:tcPr>
-            <w:tcMar>
-              <w:top w:w="108" w:type="dxa"/>
-              <w:bottom w:w="108" w:type="dxa"/>
-            </w:tcMar>
-          </w:tcPr>
-          <w:p>
-            <w:pPr>
-              <w:pStyle w:val="BodyText"/>
-            </w:pPr>
-            <w:pPr>
-              <w:spacing w:before="16" w:after="16"/>
-            </w:pPr>
-            <w:r>
-              <w:t xml:space="preserve">Benjamini and Hochberg</w:t>
-            </w:r>
-            <w:r>
-              <w:t xml:space="preserve"> </w:t>
-            </w:r>
-            <w:r>
-              <w:t xml:space="preserve">(1995)</w:t>
-            </w:r>
-            <w:r>
-              <w:t xml:space="preserve">,</w:t>
-            </w:r>
-            <w:r>
-              <w:t xml:space="preserve"> </w:t>
-            </w:r>
-            <w:r>
-              <w:t xml:space="preserve">which proves the result for any configuration of false null hypotheses.</w:t>
-            </w:r>
-            <w:r>
-              <w:t xml:space="preserve"> </w:t>
-            </w:r>
-            <w:r>
-              <w:t xml:space="preserve">The proof is omitted here.</w:t>
-            </w:r>
-          </w:p>
-          <w:p/>
-        </w:tc>
-      </w:tr>
-    </w:tbl>
-    <w:bookmarkEnd w:id="87"/>
-    <w:bookmarkStart w:id="88" w:name="exm-bh-fdr"/>
+    <w:bookmarkEnd w:id="80"/>
+    <w:bookmarkStart w:id="81" w:name="rem-source-bh-fdr"/>
+    <w:p>
+      <w:pPr>
+        <w:pStyle w:val="FirstParagraph"/>
+      </w:pPr>
+      <w:r>
+        <w:rPr>
+          <w:i/>
+          <w:iCs/>
+        </w:rPr>
+        <w:t xml:space="preserve">Remark 10</w:t>
+      </w:r>
+      <w:r>
+        <w:t xml:space="preserve"> (Source: The BH procedure controls the FDR under independence). </w:t>
+      </w:r>
+      <w:r>
+        <w:t xml:space="preserve">Benjamini and Hochberg</w:t>
+      </w:r>
+      <w:r>
+        <w:t xml:space="preserve"> </w:t>
+      </w:r>
+      <w:r>
+        <w:t xml:space="preserve">(1995)</w:t>
+      </w:r>
+      <w:r>
+        <w:t xml:space="preserve">,</w:t>
+      </w:r>
+      <w:r>
+        <w:t xml:space="preserve"> </w:t>
+      </w:r>
+      <w:r>
+        <w:t xml:space="preserve">which proves the result for any configuration of false null hypotheses.</w:t>
+      </w:r>
+      <w:r>
+        <w:t xml:space="preserve"> </w:t>
+      </w:r>
+      <w:r>
+        <w:t xml:space="preserve">The proof is omitted here.</w:t>
+      </w:r>
+    </w:p>
+    <w:bookmarkEnd w:id="81"/>
+    <w:bookmarkStart w:id="82" w:name="exm-bh-fdr"/>
     <w:p>
       <w:pPr>
         <w:pStyle w:val="BodyText"/>
@@ -25189,8 +24709,8 @@
         <w:t xml:space="preserve">88% of the repetitions.</w:t>
       </w:r>
     </w:p>
-    <w:bookmarkEnd w:id="88"/>
-    <w:bookmarkStart w:id="89" w:name="rem-bh-dependence"/>
+    <w:bookmarkEnd w:id="82"/>
+    <w:bookmarkStart w:id="83" w:name="rem-bh-dependence"/>
     <w:p>
       <w:pPr>
         <w:pStyle w:val="BodyText"/>
@@ -25200,7 +24720,7 @@
           <w:i/>
           <w:iCs/>
         </w:rPr>
-        <w:t xml:space="preserve">Remark 6</w:t>
+        <w:t xml:space="preserve">Remark 11</w:t>
       </w:r>
       <w:r>
         <w:t xml:space="preserve"> (BH under dependence). </w:t>
@@ -25361,10 +24881,10 @@
         <w:t xml:space="preserve">discuss the procedure in practice.</w:t>
       </w:r>
     </w:p>
-    <w:bookmarkEnd w:id="89"/>
-    <w:bookmarkEnd w:id="90"/>
-    <w:bookmarkEnd w:id="91"/>
-    <w:bookmarkStart w:id="96" w:name="sec-adjusted-p-values"/>
+    <w:bookmarkEnd w:id="83"/>
+    <w:bookmarkEnd w:id="84"/>
+    <w:bookmarkEnd w:id="85"/>
+    <w:bookmarkStart w:id="90" w:name="sec-adjusted-p-values"/>
     <w:p>
       <w:pPr>
         <w:pStyle w:val="Heading2"/>
@@ -25373,7 +24893,7 @@
         <w:t xml:space="preserve">6 Adjusted p-values and q-values</w:t>
       </w:r>
     </w:p>
-    <w:bookmarkStart w:id="92" w:name="def-adjusted-p-value"/>
+    <w:bookmarkStart w:id="86" w:name="def-adjusted-p-value"/>
     <w:p>
       <w:pPr>
         <w:pStyle w:val="FirstParagraph"/>
@@ -25686,8 +25206,8 @@
         </m:oMath>
       </m:oMathPara>
     </w:p>
-    <w:bookmarkEnd w:id="92"/>
-    <w:bookmarkStart w:id="93" w:name="rem-adjusted-p-value-levels"/>
+    <w:bookmarkEnd w:id="86"/>
+    <w:bookmarkStart w:id="87" w:name="rem-adjusted-p-value-levels"/>
     <w:p>
       <w:pPr>
         <w:pStyle w:val="FirstParagraph"/>
@@ -25697,7 +25217,7 @@
           <w:i/>
           <w:iCs/>
         </w:rPr>
-        <w:t xml:space="preserve">Remark 7</w:t>
+        <w:t xml:space="preserve">Remark 12</w:t>
       </w:r>
       <w:r>
         <w:t xml:space="preserve"> (Applying any level to adjusted p-values). </w:t>
@@ -25768,8 +25288,8 @@
         <w:t xml:space="preserve">so a reader can apply any level to a list of adjusted p-values without redoing the procedure.</w:t>
       </w:r>
     </w:p>
-    <w:bookmarkEnd w:id="93"/>
-    <w:bookmarkStart w:id="94" w:name="exm-adjusted-p-value"/>
+    <w:bookmarkEnd w:id="87"/>
+    <w:bookmarkStart w:id="88" w:name="exm-adjusted-p-value"/>
     <w:p>
       <w:pPr>
         <w:pStyle w:val="BodyText"/>
@@ -27948,8 +27468,8 @@
         <w:t xml:space="preserve">it is not a proof that they agree for every data set.</w:t>
       </w:r>
     </w:p>
-    <w:bookmarkEnd w:id="94"/>
-    <w:bookmarkStart w:id="95" w:name="rem-q-value"/>
+    <w:bookmarkEnd w:id="88"/>
+    <w:bookmarkStart w:id="89" w:name="rem-q-value"/>
     <w:p>
       <w:pPr>
         <w:pStyle w:val="BodyText"/>
@@ -27959,7 +27479,7 @@
           <w:i/>
           <w:iCs/>
         </w:rPr>
-        <w:t xml:space="preserve">Remark 8</w:t>
+        <w:t xml:space="preserve">Remark 13</w:t>
       </w:r>
       <w:r>
         <w:t xml:space="preserve"> (q-values). </w:t>
@@ -28126,9 +27646,9 @@
         <w:t xml:space="preserve">, so Storey’s q-values are smaller, and reject more, when many null hypotheses are false.</w:t>
       </w:r>
     </w:p>
-    <w:bookmarkEnd w:id="95"/>
-    <w:bookmarkEnd w:id="96"/>
-    <w:bookmarkStart w:id="99" w:name="sec-procedure-comparison"/>
+    <w:bookmarkEnd w:id="89"/>
+    <w:bookmarkEnd w:id="90"/>
+    <w:bookmarkStart w:id="93" w:name="sec-procedure-comparison"/>
     <w:p>
       <w:pPr>
         <w:pStyle w:val="Heading2"/>
@@ -28137,7 +27657,7 @@
         <w:t xml:space="preserve">7 Comparing the procedures</w:t>
       </w:r>
     </w:p>
-    <w:bookmarkStart w:id="97" w:name="exm-procedure-comparison"/>
+    <w:bookmarkStart w:id="91" w:name="exm-procedure-comparison"/>
     <w:p>
       <w:pPr>
         <w:pStyle w:val="FirstParagraph"/>
@@ -28676,8 +28196,8 @@
         <w:t xml:space="preserve">Its FWER is far above 0.05, which BH does not promise to control.</w:t>
       </w:r>
     </w:p>
-    <w:bookmarkEnd w:id="97"/>
-    <w:bookmarkStart w:id="98" w:name="rem-choosing-error-rate"/>
+    <w:bookmarkEnd w:id="91"/>
+    <w:bookmarkStart w:id="92" w:name="rem-choosing-error-rate"/>
     <w:p>
       <w:pPr>
         <w:pStyle w:val="BodyText"/>
@@ -28687,7 +28207,7 @@
           <w:i/>
           <w:iCs/>
         </w:rPr>
-        <w:t xml:space="preserve">Remark 9</w:t>
+        <w:t xml:space="preserve">Remark 14</w:t>
       </w:r>
       <w:r>
         <w:t xml:space="preserve"> (Choosing an error rate). </w:t>
@@ -28726,9 +28246,9 @@
         <w:t xml:space="preserve">The choice should be made before looking at the data.</w:t>
       </w:r>
     </w:p>
-    <w:bookmarkEnd w:id="98"/>
-    <w:bookmarkEnd w:id="99"/>
-    <w:bookmarkStart w:id="101" w:name="sec-multiple-testing-reading"/>
+    <w:bookmarkEnd w:id="92"/>
+    <w:bookmarkEnd w:id="93"/>
+    <w:bookmarkStart w:id="95" w:name="sec-multiple-testing-reading"/>
     <w:p>
       <w:pPr>
         <w:pStyle w:val="Heading2"/>
@@ -28799,7 +28319,7 @@
       <w:r>
         <w:t xml:space="preserve"> </w:t>
       </w:r>
-      <w:hyperlink r:id="rId100">
+      <w:hyperlink r:id="rId94">
         <w:r>
           <w:rPr>
             <w:rStyle w:val="Hyperlink"/>
@@ -28849,8 +28369,8 @@
         <w:t xml:space="preserve">without a distributional model for the test statistic.</w:t>
       </w:r>
     </w:p>
-    <w:bookmarkEnd w:id="101"/>
-    <w:bookmarkStart w:id="119" w:name="references"/>
+    <w:bookmarkEnd w:id="95"/>
+    <w:bookmarkStart w:id="113" w:name="references"/>
     <w:p>
       <w:pPr>
         <w:pStyle w:val="Heading2"/>
@@ -28859,8 +28379,8 @@
         <w:t xml:space="preserve">References</w:t>
       </w:r>
     </w:p>
-    <w:bookmarkStart w:id="118" w:name="refs"/>
-    <w:bookmarkStart w:id="103" w:name="ref-benjamini1995controlling"/>
+    <w:bookmarkStart w:id="112" w:name="refs"/>
+    <w:bookmarkStart w:id="97" w:name="ref-benjamini1995controlling"/>
     <w:p>
       <w:pPr>
         <w:pStyle w:val="Bibliography"/>
@@ -28893,7 +28413,7 @@
       <w:r>
         <w:t xml:space="preserve"> </w:t>
       </w:r>
-      <w:hyperlink r:id="rId102">
+      <w:hyperlink r:id="rId96">
         <w:r>
           <w:rPr>
             <w:rStyle w:val="Hyperlink"/>
@@ -28905,8 +28425,8 @@
         <w:t xml:space="preserve">.</w:t>
       </w:r>
     </w:p>
-    <w:bookmarkEnd w:id="103"/>
-    <w:bookmarkStart w:id="105" w:name="ref-benjamini2001control"/>
+    <w:bookmarkEnd w:id="97"/>
+    <w:bookmarkStart w:id="99" w:name="ref-benjamini2001control"/>
     <w:p>
       <w:pPr>
         <w:pStyle w:val="Bibliography"/>
@@ -28939,7 +28459,7 @@
       <w:r>
         <w:t xml:space="preserve"> </w:t>
       </w:r>
-      <w:hyperlink r:id="rId104">
+      <w:hyperlink r:id="rId98">
         <w:r>
           <w:rPr>
             <w:rStyle w:val="Hyperlink"/>
@@ -28951,8 +28471,8 @@
         <w:t xml:space="preserve">.</w:t>
       </w:r>
     </w:p>
-    <w:bookmarkEnd w:id="105"/>
-    <w:bookmarkStart w:id="107" w:name="ref-CaseBerg01"/>
+    <w:bookmarkEnd w:id="99"/>
+    <w:bookmarkStart w:id="101" w:name="ref-CaseBerg01"/>
     <w:p>
       <w:pPr>
         <w:pStyle w:val="Bibliography"/>
@@ -28976,7 +28496,7 @@
       <w:r>
         <w:t xml:space="preserve"> </w:t>
       </w:r>
-      <w:hyperlink r:id="rId106">
+      <w:hyperlink r:id="rId100">
         <w:r>
           <w:rPr>
             <w:rStyle w:val="Hyperlink"/>
@@ -28988,8 +28508,8 @@
         <w:t xml:space="preserve">.</w:t>
       </w:r>
     </w:p>
-    <w:bookmarkEnd w:id="107"/>
-    <w:bookmarkStart w:id="109" w:name="ref-efron2016computer"/>
+    <w:bookmarkEnd w:id="101"/>
+    <w:bookmarkStart w:id="103" w:name="ref-efron2016computer"/>
     <w:p>
       <w:pPr>
         <w:pStyle w:val="Bibliography"/>
@@ -29013,7 +28533,7 @@
       <w:r>
         <w:t xml:space="preserve"> </w:t>
       </w:r>
-      <w:hyperlink r:id="rId108">
+      <w:hyperlink r:id="rId102">
         <w:r>
           <w:rPr>
             <w:rStyle w:val="Hyperlink"/>
@@ -29025,8 +28545,8 @@
         <w:t xml:space="preserve">.</w:t>
       </w:r>
     </w:p>
-    <w:bookmarkEnd w:id="109"/>
-    <w:bookmarkStart w:id="110" w:name="ref-holm1979simple"/>
+    <w:bookmarkEnd w:id="103"/>
+    <w:bookmarkStart w:id="104" w:name="ref-holm1979simple"/>
     <w:p>
       <w:pPr>
         <w:pStyle w:val="Bibliography"/>
@@ -29057,8 +28577,8 @@
         <w:t xml:space="preserve">6 (2): 65–70.</w:t>
       </w:r>
     </w:p>
-    <w:bookmarkEnd w:id="110"/>
-    <w:bookmarkStart w:id="112" w:name="ref-james2021islr2e"/>
+    <w:bookmarkEnd w:id="104"/>
+    <w:bookmarkStart w:id="106" w:name="ref-james2021islr2e"/>
     <w:p>
       <w:pPr>
         <w:pStyle w:val="Bibliography"/>
@@ -29096,7 +28616,7 @@
       <w:r>
         <w:t xml:space="preserve"> </w:t>
       </w:r>
-      <w:hyperlink r:id="rId111">
+      <w:hyperlink r:id="rId105">
         <w:r>
           <w:rPr>
             <w:rStyle w:val="Hyperlink"/>
@@ -29108,8 +28628,8 @@
         <w:t xml:space="preserve">.</w:t>
       </w:r>
     </w:p>
-    <w:bookmarkEnd w:id="112"/>
-    <w:bookmarkStart w:id="114" w:name="ref-khan2001classification"/>
+    <w:bookmarkEnd w:id="106"/>
+    <w:bookmarkStart w:id="108" w:name="ref-khan2001classification"/>
     <w:p>
       <w:pPr>
         <w:pStyle w:val="Bibliography"/>
@@ -29142,7 +28662,7 @@
       <w:r>
         <w:t xml:space="preserve"> </w:t>
       </w:r>
-      <w:hyperlink r:id="rId113">
+      <w:hyperlink r:id="rId107">
         <w:r>
           <w:rPr>
             <w:rStyle w:val="Hyperlink"/>
@@ -29154,8 +28674,8 @@
         <w:t xml:space="preserve">.</w:t>
       </w:r>
     </w:p>
-    <w:bookmarkEnd w:id="114"/>
-    <w:bookmarkStart w:id="115" w:name="ref-rice2007mathematical"/>
+    <w:bookmarkEnd w:id="108"/>
+    <w:bookmarkStart w:id="109" w:name="ref-rice2007mathematical"/>
     <w:p>
       <w:pPr>
         <w:pStyle w:val="Bibliography"/>
@@ -29177,8 +28697,8 @@
         <w:t xml:space="preserve">. 3rd ed. Cengage Learning.</w:t>
       </w:r>
     </w:p>
-    <w:bookmarkEnd w:id="115"/>
-    <w:bookmarkStart w:id="117" w:name="ref-storey2002direct"/>
+    <w:bookmarkEnd w:id="109"/>
+    <w:bookmarkStart w:id="111" w:name="ref-storey2002direct"/>
     <w:p>
       <w:pPr>
         <w:pStyle w:val="Bibliography"/>
@@ -29211,7 +28731,7 @@
       <w:r>
         <w:t xml:space="preserve"> </w:t>
       </w:r>
-      <w:hyperlink r:id="rId116">
+      <w:hyperlink r:id="rId110">
         <w:r>
           <w:rPr>
             <w:rStyle w:val="Hyperlink"/>
@@ -29223,9 +28743,9 @@
         <w:t xml:space="preserve">.</w:t>
       </w:r>
     </w:p>
-    <w:bookmarkEnd w:id="117"/>
-    <w:bookmarkEnd w:id="118"/>
-    <w:bookmarkEnd w:id="119"/>
+    <w:bookmarkEnd w:id="111"/>
+    <w:bookmarkEnd w:id="112"/>
+    <w:bookmarkEnd w:id="113"/>
     <w:sectPr>
       <w:footnotePr>
         <w:numRestart w:val="eachSect"/>
